--- a/Experiments/List of experiments.docx
+++ b/Experiments/List of experiments.docx
@@ -2,406 +2,516 @@
 <file path=word/document.xml><?xml version="1.0" encoding="utf-8"?>
 <w:document xmlns:wpc="http://schemas.microsoft.com/office/word/2010/wordprocessingCanvas" xmlns:cx="http://schemas.microsoft.com/office/drawing/2014/chartex" xmlns:cx1="http://schemas.microsoft.com/office/drawing/2015/9/8/chartex" xmlns:cx2="http://schemas.microsoft.com/office/drawing/2015/10/21/chartex" xmlns:cx3="http://schemas.microsoft.com/office/drawing/2016/5/9/chartex" xmlns:cx4="http://schemas.microsoft.com/office/drawing/2016/5/10/chartex" xmlns:cx5="http://schemas.microsoft.com/office/drawing/2016/5/11/chartex" xmlns:cx6="http://schemas.microsoft.com/office/drawing/2016/5/12/chartex" xmlns:cx7="http://schemas.microsoft.com/office/drawing/2016/5/13/chartex" xmlns:cx8="http://schemas.microsoft.com/office/drawing/2016/5/14/chartex" xmlns:mc="http://schemas.openxmlformats.org/markup-compatibility/2006" xmlns:aink="http://schemas.microsoft.com/office/drawing/2016/ink" xmlns:am3d="http://schemas.microsoft.com/office/drawing/2017/model3d" xmlns:o="urn:schemas-microsoft-com:office:office" xmlns:oel="http://schemas.microsoft.com/office/2019/extlst" xmlns:r="http://schemas.openxmlformats.org/officeDocument/2006/relationships" xmlns:m="http://schemas.openxmlformats.org/officeDocument/2006/math" xmlns:v="urn:schemas-microsoft-com:vml" xmlns:wp14="http://schemas.microsoft.com/office/word/2010/wordprocessingDrawing" xmlns:wp="http://schemas.openxmlformats.org/drawingml/2006/wordprocessingDrawing" xmlns:w10="urn:schemas-microsoft-com:office:word" xmlns:w="http://schemas.openxmlformats.org/wordprocessingml/2006/main" xmlns:w14="http://schemas.microsoft.com/office/word/2010/wordml" xmlns:w15="http://schemas.microsoft.com/office/word/2012/wordml" xmlns:w16cex="http://schemas.microsoft.com/office/word/2018/wordml/cex" xmlns:w16cid="http://schemas.microsoft.com/office/word/2016/wordml/cid" xmlns:w16="http://schemas.microsoft.com/office/word/2018/wordml" xmlns:w16du="http://schemas.microsoft.com/office/word/2023/wordml/word16du" xmlns:w16sdtdh="http://schemas.microsoft.com/office/word/2020/wordml/sdtdatahash" xmlns:w16sdtfl="http://schemas.microsoft.com/office/word/2024/wordml/sdtformatlock" xmlns:w16se="http://schemas.microsoft.com/office/word/2015/wordml/symex" xmlns:wpg="http://schemas.microsoft.com/office/word/2010/wordprocessingGroup" xmlns:wpi="http://schemas.microsoft.com/office/word/2010/wordprocessingInk" xmlns:wne="http://schemas.microsoft.com/office/word/2006/wordml" xmlns:wps="http://schemas.microsoft.com/office/word/2010/wordprocessingShape" mc:Ignorable="w14 w15 w16se w16cid w16 w16cex w16sdtdh w16sdtfl w16du wp14">
   <w:body>
-    <w:p>
-      <w:pPr>
-        <w:pStyle w:val="ListParagraph"/>
-        <w:numPr>
-          <w:ilvl w:val="0"/>
-          <w:numId w:val="1"/>
-        </w:numPr>
-      </w:pPr>
-      <w:r>
-        <w:t>Dataset and cohort analysis</w:t>
-      </w:r>
-    </w:p>
+    <w:tbl>
+      <w:tblPr>
+        <w:tblStyle w:val="TableGrid"/>
+        <w:tblW w:w="10915" w:type="dxa"/>
+        <w:tblInd w:w="-714" w:type="dxa"/>
+        <w:tblLook w:val="04A0" w:firstRow="1" w:lastRow="0" w:firstColumn="1" w:lastColumn="0" w:noHBand="0" w:noVBand="1"/>
+      </w:tblPr>
+      <w:tblGrid>
+        <w:gridCol w:w="3403"/>
+        <w:gridCol w:w="795"/>
+        <w:gridCol w:w="1383"/>
+        <w:gridCol w:w="1383"/>
+        <w:gridCol w:w="1383"/>
+        <w:gridCol w:w="2568"/>
+      </w:tblGrid>
+      <w:tr>
+        <w:tc>
+          <w:tcPr>
+            <w:tcW w:w="3403" w:type="dxa"/>
+          </w:tcPr>
+          <w:p>
+            <w:pPr>
+              <w:pStyle w:val="ListParagraph"/>
+              <w:ind w:left="0"/>
+            </w:pPr>
+            <w:r>
+              <w:t>Experiment</w:t>
+            </w:r>
+          </w:p>
+        </w:tc>
+        <w:tc>
+          <w:tcPr>
+            <w:tcW w:w="795" w:type="dxa"/>
+          </w:tcPr>
+          <w:p>
+            <w:pPr>
+              <w:pStyle w:val="ListParagraph"/>
+              <w:ind w:left="0"/>
+            </w:pPr>
+            <w:r>
+              <w:t>RQ</w:t>
+            </w:r>
+          </w:p>
+        </w:tc>
+        <w:tc>
+          <w:tcPr>
+            <w:tcW w:w="1383" w:type="dxa"/>
+          </w:tcPr>
+          <w:p>
+            <w:pPr>
+              <w:pStyle w:val="ListParagraph"/>
+              <w:ind w:left="0"/>
+            </w:pPr>
+            <w:r>
+              <w:t>Model compared</w:t>
+            </w:r>
+          </w:p>
+        </w:tc>
+        <w:tc>
+          <w:tcPr>
+            <w:tcW w:w="1383" w:type="dxa"/>
+          </w:tcPr>
+          <w:p>
+            <w:pPr>
+              <w:pStyle w:val="ListParagraph"/>
+              <w:ind w:left="0"/>
+            </w:pPr>
+            <w:r>
+              <w:t>Dataset split</w:t>
+            </w:r>
+          </w:p>
+        </w:tc>
+        <w:tc>
+          <w:tcPr>
+            <w:tcW w:w="1383" w:type="dxa"/>
+          </w:tcPr>
+          <w:p>
+            <w:pPr>
+              <w:pStyle w:val="ListParagraph"/>
+              <w:ind w:left="0"/>
+            </w:pPr>
+            <w:r>
+              <w:t xml:space="preserve">Metrics </w:t>
+            </w:r>
+          </w:p>
+        </w:tc>
+        <w:tc>
+          <w:tcPr>
+            <w:tcW w:w="2568" w:type="dxa"/>
+          </w:tcPr>
+          <w:p>
+            <w:r>
+              <w:t>what result would count</w:t>
+            </w:r>
+          </w:p>
+          <w:p>
+            <w:pPr>
+              <w:pStyle w:val="ListParagraph"/>
+              <w:ind w:left="0"/>
+            </w:pPr>
+          </w:p>
+        </w:tc>
+      </w:tr>
+      <w:tr>
+        <w:tc>
+          <w:tcPr>
+            <w:tcW w:w="3403" w:type="dxa"/>
+          </w:tcPr>
+          <w:p>
+            <w:r>
+              <w:t>How well</w:t>
+            </w:r>
+            <w:r>
+              <w:t xml:space="preserve"> can 30-day readmission be predicted</w:t>
+            </w:r>
+          </w:p>
+        </w:tc>
+        <w:tc>
+          <w:tcPr>
+            <w:tcW w:w="795" w:type="dxa"/>
+          </w:tcPr>
+          <w:p>
+            <w:pPr>
+              <w:pStyle w:val="ListParagraph"/>
+              <w:ind w:left="0"/>
+            </w:pPr>
+            <w:r>
+              <w:t>RQ1</w:t>
+            </w:r>
+          </w:p>
+        </w:tc>
+        <w:tc>
+          <w:tcPr>
+            <w:tcW w:w="1383" w:type="dxa"/>
+          </w:tcPr>
+          <w:p>
+            <w:pPr>
+              <w:pStyle w:val="ListParagraph"/>
+              <w:ind w:left="0"/>
+            </w:pPr>
+            <w:r>
+              <w:t xml:space="preserve">PLR, EBM, </w:t>
+            </w:r>
+            <w:proofErr w:type="spellStart"/>
+            <w:r>
+              <w:t>XGBoost</w:t>
+            </w:r>
+            <w:proofErr w:type="spellEnd"/>
+          </w:p>
+        </w:tc>
+        <w:tc>
+          <w:tcPr>
+            <w:tcW w:w="1383" w:type="dxa"/>
+          </w:tcPr>
+          <w:p>
+            <w:pPr>
+              <w:pStyle w:val="ListParagraph"/>
+              <w:ind w:left="0"/>
+            </w:pPr>
+            <w:r>
+              <w:t>Patient-level 70% train / 15% validation / 15% test</w:t>
+            </w:r>
+          </w:p>
+        </w:tc>
+        <w:tc>
+          <w:tcPr>
+            <w:tcW w:w="1383" w:type="dxa"/>
+          </w:tcPr>
+          <w:p>
+            <w:pPr>
+              <w:pStyle w:val="ListParagraph"/>
+              <w:ind w:left="0"/>
+            </w:pPr>
+            <w:r>
+              <w:t>ROC-AUC, PR-AUC, sensitivity, specificity, PPV, NPV</w:t>
+            </w:r>
+          </w:p>
+        </w:tc>
+        <w:tc>
+          <w:tcPr>
+            <w:tcW w:w="2568" w:type="dxa"/>
+          </w:tcPr>
+          <w:p>
+            <w:pPr>
+              <w:pStyle w:val="ListParagraph"/>
+              <w:ind w:left="0"/>
+            </w:pPr>
+            <w:r>
+              <w:t>Establish the</w:t>
+            </w:r>
+            <w:r>
+              <w:t xml:space="preserve"> </w:t>
+            </w:r>
+            <w:r>
+              <w:t>predictive performance of all three models</w:t>
+            </w:r>
+          </w:p>
+        </w:tc>
+      </w:tr>
+      <w:tr>
+        <w:tc>
+          <w:tcPr>
+            <w:tcW w:w="3403" w:type="dxa"/>
+          </w:tcPr>
+          <w:p>
+            <w:pPr>
+              <w:pStyle w:val="ListParagraph"/>
+              <w:ind w:left="0"/>
+            </w:pPr>
+            <w:r>
+              <w:t>Model performance comparison</w:t>
+            </w:r>
+          </w:p>
+        </w:tc>
+        <w:tc>
+          <w:tcPr>
+            <w:tcW w:w="795" w:type="dxa"/>
+          </w:tcPr>
+          <w:p>
+            <w:pPr>
+              <w:pStyle w:val="ListParagraph"/>
+              <w:ind w:left="0"/>
+            </w:pPr>
+            <w:r>
+              <w:t>RQ1</w:t>
+            </w:r>
+          </w:p>
+        </w:tc>
+        <w:tc>
+          <w:tcPr>
+            <w:tcW w:w="1383" w:type="dxa"/>
+          </w:tcPr>
+          <w:p>
+            <w:pPr>
+              <w:pStyle w:val="ListParagraph"/>
+              <w:ind w:left="0"/>
+            </w:pPr>
+            <w:r>
+              <w:t>PLR, EBM</w:t>
+            </w:r>
+            <w:r>
+              <w:t xml:space="preserve">, </w:t>
+            </w:r>
+            <w:proofErr w:type="spellStart"/>
+            <w:r>
+              <w:t>XGBoost</w:t>
+            </w:r>
+            <w:proofErr w:type="spellEnd"/>
+          </w:p>
+        </w:tc>
+        <w:tc>
+          <w:tcPr>
+            <w:tcW w:w="1383" w:type="dxa"/>
+          </w:tcPr>
+          <w:p>
+            <w:pPr>
+              <w:pStyle w:val="ListParagraph"/>
+              <w:ind w:left="0"/>
+            </w:pPr>
+            <w:r>
+              <w:t>Same patient-level test set and model tuning performed for training data</w:t>
+            </w:r>
+          </w:p>
+        </w:tc>
+        <w:tc>
+          <w:tcPr>
+            <w:tcW w:w="1383" w:type="dxa"/>
+          </w:tcPr>
+          <w:p>
+            <w:pPr>
+              <w:pStyle w:val="ListParagraph"/>
+              <w:ind w:left="0"/>
+            </w:pPr>
+            <w:r>
+              <w:t>ROC-AUC, PR-AUC, Brier score, sensitivity, specificity</w:t>
+            </w:r>
+          </w:p>
+        </w:tc>
+        <w:tc>
+          <w:tcPr>
+            <w:tcW w:w="2568" w:type="dxa"/>
+          </w:tcPr>
+          <w:p>
+            <w:pPr>
+              <w:pStyle w:val="ListParagraph"/>
+              <w:ind w:left="0"/>
+            </w:pPr>
+            <w:r>
+              <w:t xml:space="preserve">Identify whether EBM or </w:t>
+            </w:r>
+            <w:proofErr w:type="spellStart"/>
+            <w:r>
+              <w:t>XGBoost</w:t>
+            </w:r>
+            <w:proofErr w:type="spellEnd"/>
+            <w:r>
+              <w:t xml:space="preserve"> provides measurable performance improvement over the logistic-regression baseline</w:t>
+            </w:r>
+          </w:p>
+        </w:tc>
+      </w:tr>
+      <w:tr>
+        <w:tc>
+          <w:tcPr>
+            <w:tcW w:w="3403" w:type="dxa"/>
+          </w:tcPr>
+          <w:p>
+            <w:pPr>
+              <w:pStyle w:val="ListParagraph"/>
+              <w:ind w:left="0"/>
+            </w:pPr>
+          </w:p>
+        </w:tc>
+        <w:tc>
+          <w:tcPr>
+            <w:tcW w:w="795" w:type="dxa"/>
+          </w:tcPr>
+          <w:p>
+            <w:pPr>
+              <w:pStyle w:val="ListParagraph"/>
+              <w:ind w:left="0"/>
+            </w:pPr>
+          </w:p>
+        </w:tc>
+        <w:tc>
+          <w:tcPr>
+            <w:tcW w:w="1383" w:type="dxa"/>
+          </w:tcPr>
+          <w:p>
+            <w:pPr>
+              <w:pStyle w:val="ListParagraph"/>
+              <w:ind w:left="0"/>
+            </w:pPr>
+          </w:p>
+        </w:tc>
+        <w:tc>
+          <w:tcPr>
+            <w:tcW w:w="1383" w:type="dxa"/>
+          </w:tcPr>
+          <w:p>
+            <w:pPr>
+              <w:pStyle w:val="ListParagraph"/>
+              <w:ind w:left="0"/>
+            </w:pPr>
+          </w:p>
+        </w:tc>
+        <w:tc>
+          <w:tcPr>
+            <w:tcW w:w="1383" w:type="dxa"/>
+          </w:tcPr>
+          <w:p>
+            <w:pPr>
+              <w:pStyle w:val="ListParagraph"/>
+              <w:ind w:left="0"/>
+            </w:pPr>
+          </w:p>
+        </w:tc>
+        <w:tc>
+          <w:tcPr>
+            <w:tcW w:w="2568" w:type="dxa"/>
+          </w:tcPr>
+          <w:p>
+            <w:pPr>
+              <w:pStyle w:val="ListParagraph"/>
+              <w:ind w:left="0"/>
+            </w:pPr>
+          </w:p>
+        </w:tc>
+      </w:tr>
+      <w:tr>
+        <w:tc>
+          <w:tcPr>
+            <w:tcW w:w="3403" w:type="dxa"/>
+          </w:tcPr>
+          <w:p>
+            <w:pPr>
+              <w:pStyle w:val="ListParagraph"/>
+              <w:ind w:left="0"/>
+            </w:pPr>
+          </w:p>
+        </w:tc>
+        <w:tc>
+          <w:tcPr>
+            <w:tcW w:w="795" w:type="dxa"/>
+          </w:tcPr>
+          <w:p>
+            <w:pPr>
+              <w:pStyle w:val="ListParagraph"/>
+              <w:ind w:left="0"/>
+            </w:pPr>
+          </w:p>
+        </w:tc>
+        <w:tc>
+          <w:tcPr>
+            <w:tcW w:w="1383" w:type="dxa"/>
+          </w:tcPr>
+          <w:p>
+            <w:pPr>
+              <w:pStyle w:val="ListParagraph"/>
+              <w:ind w:left="0"/>
+            </w:pPr>
+          </w:p>
+        </w:tc>
+        <w:tc>
+          <w:tcPr>
+            <w:tcW w:w="1383" w:type="dxa"/>
+          </w:tcPr>
+          <w:p>
+            <w:pPr>
+              <w:pStyle w:val="ListParagraph"/>
+              <w:ind w:left="0"/>
+            </w:pPr>
+          </w:p>
+        </w:tc>
+        <w:tc>
+          <w:tcPr>
+            <w:tcW w:w="1383" w:type="dxa"/>
+          </w:tcPr>
+          <w:p>
+            <w:pPr>
+              <w:pStyle w:val="ListParagraph"/>
+              <w:ind w:left="0"/>
+            </w:pPr>
+          </w:p>
+        </w:tc>
+        <w:tc>
+          <w:tcPr>
+            <w:tcW w:w="2568" w:type="dxa"/>
+          </w:tcPr>
+          <w:p>
+            <w:pPr>
+              <w:pStyle w:val="ListParagraph"/>
+              <w:ind w:left="0"/>
+            </w:pPr>
+          </w:p>
+        </w:tc>
+      </w:tr>
+      <w:tr>
+        <w:tc>
+          <w:tcPr>
+            <w:tcW w:w="3403" w:type="dxa"/>
+          </w:tcPr>
+          <w:p>
+            <w:pPr>
+              <w:pStyle w:val="ListParagraph"/>
+              <w:ind w:left="0"/>
+            </w:pPr>
+          </w:p>
+        </w:tc>
+        <w:tc>
+          <w:tcPr>
+            <w:tcW w:w="795" w:type="dxa"/>
+          </w:tcPr>
+          <w:p>
+            <w:pPr>
+              <w:pStyle w:val="ListParagraph"/>
+              <w:ind w:left="0"/>
+            </w:pPr>
+          </w:p>
+        </w:tc>
+        <w:tc>
+          <w:tcPr>
+            <w:tcW w:w="1383" w:type="dxa"/>
+          </w:tcPr>
+          <w:p>
+            <w:pPr>
+              <w:pStyle w:val="ListParagraph"/>
+              <w:ind w:left="0"/>
+            </w:pPr>
+          </w:p>
+        </w:tc>
+        <w:tc>
+          <w:tcPr>
+            <w:tcW w:w="1383" w:type="dxa"/>
+          </w:tcPr>
+          <w:p>
+            <w:pPr>
+              <w:pStyle w:val="ListParagraph"/>
+              <w:ind w:left="0"/>
+            </w:pPr>
+          </w:p>
+        </w:tc>
+        <w:tc>
+          <w:tcPr>
+            <w:tcW w:w="1383" w:type="dxa"/>
+          </w:tcPr>
+          <w:p>
+            <w:pPr>
+              <w:pStyle w:val="ListParagraph"/>
+              <w:ind w:left="0"/>
+            </w:pPr>
+          </w:p>
+        </w:tc>
+        <w:tc>
+          <w:tcPr>
+            <w:tcW w:w="2568" w:type="dxa"/>
+          </w:tcPr>
+          <w:p>
+            <w:pPr>
+              <w:pStyle w:val="ListParagraph"/>
+              <w:ind w:left="0"/>
+            </w:pPr>
+          </w:p>
+        </w:tc>
+      </w:tr>
+    </w:tbl>
     <w:p>
       <w:pPr>
         <w:pStyle w:val="ListParagraph"/>
       </w:pPr>
-      <w:r>
-        <w:t>Defining the adult cohort, handling missing values</w:t>
-      </w:r>
-      <w:r>
-        <w:t>, removing inappropriate encounters by measuring patient counts and class distribution</w:t>
-      </w:r>
-    </w:p>
-    <w:p>
-      <w:pPr>
-        <w:pStyle w:val="ListParagraph"/>
-      </w:pPr>
-    </w:p>
-    <w:p>
-      <w:pPr>
-        <w:pStyle w:val="ListParagraph"/>
-        <w:numPr>
-          <w:ilvl w:val="0"/>
-          <w:numId w:val="1"/>
-        </w:numPr>
-      </w:pPr>
-      <w:r>
-        <w:t>Descriptive demographic analysis</w:t>
-      </w:r>
-    </w:p>
-    <w:p>
-      <w:pPr>
-        <w:pStyle w:val="ListParagraph"/>
-      </w:pPr>
-      <w:r>
-        <w:t>Comparing observed 30-day readmission rate across race, age and gender.</w:t>
-      </w:r>
-    </w:p>
-    <w:p>
-      <w:pPr>
-        <w:pStyle w:val="ListParagraph"/>
-      </w:pPr>
-    </w:p>
-    <w:p>
-      <w:pPr>
-        <w:pStyle w:val="ListParagraph"/>
-        <w:numPr>
-          <w:ilvl w:val="0"/>
-          <w:numId w:val="1"/>
-        </w:numPr>
-      </w:pPr>
-      <w:r>
-        <w:t>Patient-level data splitting</w:t>
-      </w:r>
-    </w:p>
-    <w:p>
-      <w:pPr>
-        <w:pStyle w:val="ListParagraph"/>
-      </w:pPr>
-      <w:r>
-        <w:t>Using patient level train/test splitting to prevent the same patient appearing in both sets.</w:t>
-      </w:r>
-    </w:p>
-    <w:p>
-      <w:pPr>
-        <w:pStyle w:val="ListParagraph"/>
-      </w:pPr>
-    </w:p>
-    <w:p>
-      <w:pPr>
-        <w:pStyle w:val="ListParagraph"/>
-        <w:numPr>
-          <w:ilvl w:val="0"/>
-          <w:numId w:val="1"/>
-        </w:numPr>
-      </w:pPr>
-      <w:r>
-        <w:t>Penalised logistic regression</w:t>
-      </w:r>
-    </w:p>
-    <w:p>
-      <w:pPr>
-        <w:pStyle w:val="ListParagraph"/>
-      </w:pPr>
-      <w:r>
-        <w:t>Training LR as the statistical baseline by measuring ROC-AUC, PR-AUC, sensitivit</w:t>
-      </w:r>
-      <w:r>
-        <w:t>y, specificity, PPV, NPV, barrier score.</w:t>
-      </w:r>
-    </w:p>
-    <w:p>
-      <w:pPr>
-        <w:pStyle w:val="ListParagraph"/>
-      </w:pPr>
-    </w:p>
-    <w:p>
-      <w:pPr>
-        <w:pStyle w:val="ListParagraph"/>
-        <w:numPr>
-          <w:ilvl w:val="0"/>
-          <w:numId w:val="1"/>
-        </w:numPr>
-      </w:pPr>
-      <w:r>
-        <w:t>EBM</w:t>
-      </w:r>
-    </w:p>
-    <w:p>
-      <w:pPr>
-        <w:pStyle w:val="ListParagraph"/>
-      </w:pPr>
-      <w:r>
-        <w:t>Training an inhere</w:t>
-      </w:r>
-      <w:r>
-        <w:t>ntly interpretable nonlinear model</w:t>
-      </w:r>
-    </w:p>
-    <w:p>
-      <w:pPr>
-        <w:pStyle w:val="ListParagraph"/>
-      </w:pPr>
-    </w:p>
-    <w:p>
-      <w:pPr>
-        <w:pStyle w:val="ListParagraph"/>
-        <w:numPr>
-          <w:ilvl w:val="0"/>
-          <w:numId w:val="1"/>
-        </w:numPr>
-      </w:pPr>
-      <w:proofErr w:type="spellStart"/>
-      <w:r>
-        <w:t>XGBoost</w:t>
-      </w:r>
-      <w:proofErr w:type="spellEnd"/>
-    </w:p>
-    <w:p>
-      <w:pPr>
-        <w:pStyle w:val="ListParagraph"/>
-      </w:pPr>
-      <w:r>
-        <w:t>Training a nonlinear tree based ML model</w:t>
-      </w:r>
-    </w:p>
-    <w:p>
-      <w:pPr>
-        <w:pStyle w:val="ListParagraph"/>
-      </w:pPr>
-    </w:p>
-    <w:p>
-      <w:pPr>
-        <w:pStyle w:val="ListParagraph"/>
-        <w:numPr>
-          <w:ilvl w:val="0"/>
-          <w:numId w:val="1"/>
-        </w:numPr>
-      </w:pPr>
-      <w:r>
-        <w:t>Model performance comparison</w:t>
-      </w:r>
-    </w:p>
-    <w:p>
-      <w:pPr>
-        <w:pStyle w:val="ListParagraph"/>
-      </w:pPr>
-      <w:r>
-        <w:t xml:space="preserve">Comparing LR, EBM and </w:t>
-      </w:r>
-      <w:proofErr w:type="spellStart"/>
-      <w:r>
-        <w:t>xgboost</w:t>
-      </w:r>
-      <w:proofErr w:type="spellEnd"/>
-    </w:p>
-    <w:p>
-      <w:pPr>
-        <w:pStyle w:val="ListParagraph"/>
-      </w:pPr>
-    </w:p>
-    <w:p>
-      <w:pPr>
-        <w:pStyle w:val="ListParagraph"/>
-        <w:numPr>
-          <w:ilvl w:val="0"/>
-          <w:numId w:val="1"/>
-        </w:numPr>
-      </w:pPr>
-      <w:r>
-        <w:t>Calibration analysis</w:t>
-      </w:r>
-    </w:p>
-    <w:p>
-      <w:pPr>
-        <w:pStyle w:val="ListParagraph"/>
-      </w:pPr>
-      <w:r>
-        <w:t xml:space="preserve">Examing whether predicted probabilities correspond to the </w:t>
-      </w:r>
-      <w:r>
-        <w:t>observed</w:t>
-      </w:r>
-      <w:r>
-        <w:t xml:space="preserve"> risk by </w:t>
-      </w:r>
-      <w:r>
-        <w:t>measuring calibration curves, calibration slope and barrier score.</w:t>
-      </w:r>
-    </w:p>
-    <w:p>
-      <w:pPr>
-        <w:pStyle w:val="ListParagraph"/>
-      </w:pPr>
-    </w:p>
-    <w:p>
-      <w:pPr>
-        <w:pStyle w:val="ListParagraph"/>
-        <w:numPr>
-          <w:ilvl w:val="0"/>
-          <w:numId w:val="1"/>
-        </w:numPr>
-      </w:pPr>
-      <w:r>
-        <w:t>Fairness analysis</w:t>
-      </w:r>
-    </w:p>
-    <w:p>
-      <w:pPr>
-        <w:pStyle w:val="ListParagraph"/>
-      </w:pPr>
-      <w:r>
-        <w:t>Evaluat</w:t>
-      </w:r>
-      <w:r>
-        <w:t>ing</w:t>
-      </w:r>
-      <w:r>
-        <w:t xml:space="preserve"> Equal Opportunity using TPR differences and bootstrap confidence intervals.</w:t>
-      </w:r>
-    </w:p>
-    <w:p>
-      <w:pPr>
-        <w:pStyle w:val="ListParagraph"/>
-      </w:pPr>
-    </w:p>
-    <w:p>
-      <w:pPr>
-        <w:pStyle w:val="ListParagraph"/>
-        <w:numPr>
-          <w:ilvl w:val="0"/>
-          <w:numId w:val="1"/>
-        </w:numPr>
-      </w:pPr>
-      <w:r>
-        <w:t>Explainability analysis</w:t>
-      </w:r>
-    </w:p>
-    <w:p>
-      <w:pPr>
-        <w:pStyle w:val="ListParagraph"/>
-      </w:pPr>
-      <w:r>
-        <w:t>Analys</w:t>
-      </w:r>
-      <w:r>
-        <w:t>ing</w:t>
-      </w:r>
-      <w:r>
-        <w:t xml:space="preserve"> model explanations using EBM and SHAP</w:t>
-      </w:r>
-    </w:p>
-    <w:p>
-      <w:pPr>
-        <w:pStyle w:val="ListParagraph"/>
-      </w:pPr>
-    </w:p>
-    <w:p>
-      <w:pPr>
-        <w:pStyle w:val="ListParagraph"/>
-        <w:numPr>
-          <w:ilvl w:val="0"/>
-          <w:numId w:val="1"/>
-        </w:numPr>
-      </w:pPr>
-      <w:r>
-        <w:t>Explanation stability</w:t>
-      </w:r>
-    </w:p>
-    <w:p>
-      <w:pPr>
-        <w:pStyle w:val="ListParagraph"/>
-      </w:pPr>
-      <w:r>
-        <w:t>Evaluat</w:t>
-      </w:r>
-      <w:r>
-        <w:t xml:space="preserve">ing </w:t>
-      </w:r>
-      <w:r>
-        <w:t>explanation stability across demographic groups/resamples.</w:t>
-      </w:r>
-    </w:p>
-    <w:p>
-      <w:pPr>
-        <w:pStyle w:val="ListParagraph"/>
-      </w:pPr>
-    </w:p>
-    <w:p>
-      <w:pPr>
-        <w:pStyle w:val="ListParagraph"/>
-        <w:numPr>
-          <w:ilvl w:val="0"/>
-          <w:numId w:val="1"/>
-        </w:numPr>
-      </w:pPr>
-      <w:r>
-        <w:t>Fairness mitigation</w:t>
-      </w:r>
-    </w:p>
-    <w:p>
-      <w:pPr>
-        <w:pStyle w:val="ListParagraph"/>
-      </w:pPr>
-      <w:r>
-        <w:t>Apply threshold adjustments to reduce TPR disparity</w:t>
-      </w:r>
-      <w:r>
-        <w:t>.</w:t>
-      </w:r>
-    </w:p>
-    <w:p>
-      <w:pPr>
-        <w:pStyle w:val="ListParagraph"/>
-      </w:pPr>
-    </w:p>
-    <w:p>
-      <w:pPr>
-        <w:pStyle w:val="ListParagraph"/>
-        <w:numPr>
-          <w:ilvl w:val="0"/>
-          <w:numId w:val="1"/>
-        </w:numPr>
-      </w:pPr>
-      <w:r>
-        <w:lastRenderedPageBreak/>
-        <w:t>Post-mitigation calibration</w:t>
-      </w:r>
-    </w:p>
-    <w:p>
-      <w:pPr>
-        <w:pStyle w:val="ListParagraph"/>
-      </w:pPr>
-      <w:r>
-        <w:t>Check whether fairness intervention affects probability calibration</w:t>
-      </w:r>
-    </w:p>
-    <w:p>
-      <w:pPr>
-        <w:pStyle w:val="ListParagraph"/>
-      </w:pPr>
-    </w:p>
-    <w:p>
-      <w:pPr>
-        <w:pStyle w:val="ListParagraph"/>
-        <w:numPr>
-          <w:ilvl w:val="0"/>
-          <w:numId w:val="1"/>
-        </w:numPr>
-      </w:pPr>
-      <w:r>
-        <w:t xml:space="preserve"> LACE assessment</w:t>
-      </w:r>
-    </w:p>
-    <w:p>
-      <w:pPr>
-        <w:pStyle w:val="ListParagraph"/>
-      </w:pPr>
-      <w:r>
-        <w:t xml:space="preserve">Include only if all required components can be </w:t>
-      </w:r>
-      <w:r>
-        <w:t>defensibly derived.</w:t>
-      </w:r>
-      <w:r>
-        <w:t xml:space="preserve"> </w:t>
-      </w:r>
-      <w:r>
-        <w:t>Otherwise reporting it as a limitation.</w:t>
-      </w:r>
     </w:p>
     <w:sectPr>
       <w:pgSz w:w="11906" w:h="16838"/>
@@ -1426,6 +1536,25 @@
       <w:spacing w:val="5"/>
     </w:rPr>
   </w:style>
+  <w:style w:type="table" w:styleId="TableGrid">
+    <w:name w:val="Table Grid"/>
+    <w:basedOn w:val="TableNormal"/>
+    <w:uiPriority w:val="39"/>
+    <w:rsid w:val="009C5887"/>
+    <w:pPr>
+      <w:spacing w:after="0" w:line="240" w:lineRule="auto"/>
+    </w:pPr>
+    <w:tblPr>
+      <w:tblBorders>
+        <w:top w:val="single" w:sz="4" w:space="0" w:color="auto"/>
+        <w:left w:val="single" w:sz="4" w:space="0" w:color="auto"/>
+        <w:bottom w:val="single" w:sz="4" w:space="0" w:color="auto"/>
+        <w:right w:val="single" w:sz="4" w:space="0" w:color="auto"/>
+        <w:insideH w:val="single" w:sz="4" w:space="0" w:color="auto"/>
+        <w:insideV w:val="single" w:sz="4" w:space="0" w:color="auto"/>
+      </w:tblBorders>
+    </w:tblPr>
+  </w:style>
 </w:styles>
 </file>
 

--- a/Experiments/List of experiments.docx
+++ b/Experiments/List of experiments.docx
@@ -10,17 +10,17 @@
         <w:tblLook w:val="04A0" w:firstRow="1" w:lastRow="0" w:firstColumn="1" w:lastColumn="0" w:noHBand="0" w:noVBand="1"/>
       </w:tblPr>
       <w:tblGrid>
-        <w:gridCol w:w="3403"/>
-        <w:gridCol w:w="795"/>
-        <w:gridCol w:w="1383"/>
-        <w:gridCol w:w="1383"/>
-        <w:gridCol w:w="1383"/>
-        <w:gridCol w:w="2568"/>
+        <w:gridCol w:w="2649"/>
+        <w:gridCol w:w="741"/>
+        <w:gridCol w:w="1340"/>
+        <w:gridCol w:w="2250"/>
+        <w:gridCol w:w="1771"/>
+        <w:gridCol w:w="2164"/>
       </w:tblGrid>
       <w:tr>
         <w:tc>
           <w:tcPr>
-            <w:tcW w:w="3403" w:type="dxa"/>
+            <w:tcW w:w="3176" w:type="dxa"/>
           </w:tcPr>
           <w:p>
             <w:pPr>
@@ -34,7 +34,7 @@
         </w:tc>
         <w:tc>
           <w:tcPr>
-            <w:tcW w:w="795" w:type="dxa"/>
+            <w:tcW w:w="779" w:type="dxa"/>
           </w:tcPr>
           <w:p>
             <w:pPr>
@@ -48,7 +48,7 @@
         </w:tc>
         <w:tc>
           <w:tcPr>
-            <w:tcW w:w="1383" w:type="dxa"/>
+            <w:tcW w:w="1370" w:type="dxa"/>
           </w:tcPr>
           <w:p>
             <w:pPr>
@@ -62,7 +62,7 @@
         </w:tc>
         <w:tc>
           <w:tcPr>
-            <w:tcW w:w="1383" w:type="dxa"/>
+            <w:tcW w:w="1373" w:type="dxa"/>
           </w:tcPr>
           <w:p>
             <w:pPr>
@@ -76,7 +76,7 @@
         </w:tc>
         <w:tc>
           <w:tcPr>
-            <w:tcW w:w="1383" w:type="dxa"/>
+            <w:tcW w:w="1771" w:type="dxa"/>
           </w:tcPr>
           <w:p>
             <w:pPr>
@@ -90,7 +90,7 @@
         </w:tc>
         <w:tc>
           <w:tcPr>
-            <w:tcW w:w="2568" w:type="dxa"/>
+            <w:tcW w:w="2446" w:type="dxa"/>
           </w:tcPr>
           <w:p>
             <w:r>
@@ -108,7 +108,7 @@
       <w:tr>
         <w:tc>
           <w:tcPr>
-            <w:tcW w:w="3403" w:type="dxa"/>
+            <w:tcW w:w="3176" w:type="dxa"/>
           </w:tcPr>
           <w:p>
             <w:r>
@@ -121,7 +121,7 @@
         </w:tc>
         <w:tc>
           <w:tcPr>
-            <w:tcW w:w="795" w:type="dxa"/>
+            <w:tcW w:w="779" w:type="dxa"/>
           </w:tcPr>
           <w:p>
             <w:pPr>
@@ -135,7 +135,7 @@
         </w:tc>
         <w:tc>
           <w:tcPr>
-            <w:tcW w:w="1383" w:type="dxa"/>
+            <w:tcW w:w="1370" w:type="dxa"/>
           </w:tcPr>
           <w:p>
             <w:pPr>
@@ -154,7 +154,7 @@
         </w:tc>
         <w:tc>
           <w:tcPr>
-            <w:tcW w:w="1383" w:type="dxa"/>
+            <w:tcW w:w="1373" w:type="dxa"/>
           </w:tcPr>
           <w:p>
             <w:pPr>
@@ -168,7 +168,7 @@
         </w:tc>
         <w:tc>
           <w:tcPr>
-            <w:tcW w:w="1383" w:type="dxa"/>
+            <w:tcW w:w="1771" w:type="dxa"/>
           </w:tcPr>
           <w:p>
             <w:pPr>
@@ -182,7 +182,7 @@
         </w:tc>
         <w:tc>
           <w:tcPr>
-            <w:tcW w:w="2568" w:type="dxa"/>
+            <w:tcW w:w="2446" w:type="dxa"/>
           </w:tcPr>
           <w:p>
             <w:pPr>
@@ -204,7 +204,7 @@
       <w:tr>
         <w:tc>
           <w:tcPr>
-            <w:tcW w:w="3403" w:type="dxa"/>
+            <w:tcW w:w="3176" w:type="dxa"/>
           </w:tcPr>
           <w:p>
             <w:pPr>
@@ -218,7 +218,7 @@
         </w:tc>
         <w:tc>
           <w:tcPr>
-            <w:tcW w:w="795" w:type="dxa"/>
+            <w:tcW w:w="779" w:type="dxa"/>
           </w:tcPr>
           <w:p>
             <w:pPr>
@@ -232,7 +232,7 @@
         </w:tc>
         <w:tc>
           <w:tcPr>
-            <w:tcW w:w="1383" w:type="dxa"/>
+            <w:tcW w:w="1370" w:type="dxa"/>
           </w:tcPr>
           <w:p>
             <w:pPr>
@@ -254,7 +254,7 @@
         </w:tc>
         <w:tc>
           <w:tcPr>
-            <w:tcW w:w="1383" w:type="dxa"/>
+            <w:tcW w:w="1373" w:type="dxa"/>
           </w:tcPr>
           <w:p>
             <w:pPr>
@@ -268,7 +268,7 @@
         </w:tc>
         <w:tc>
           <w:tcPr>
-            <w:tcW w:w="1383" w:type="dxa"/>
+            <w:tcW w:w="1771" w:type="dxa"/>
           </w:tcPr>
           <w:p>
             <w:pPr>
@@ -282,7 +282,7 @@
         </w:tc>
         <w:tc>
           <w:tcPr>
-            <w:tcW w:w="2568" w:type="dxa"/>
+            <w:tcW w:w="2446" w:type="dxa"/>
           </w:tcPr>
           <w:p>
             <w:pPr>
@@ -306,204 +306,358 @@
       <w:tr>
         <w:tc>
           <w:tcPr>
-            <w:tcW w:w="3403" w:type="dxa"/>
-          </w:tcPr>
-          <w:p>
-            <w:pPr>
-              <w:pStyle w:val="ListParagraph"/>
-              <w:ind w:left="0"/>
-            </w:pPr>
-          </w:p>
-        </w:tc>
-        <w:tc>
-          <w:tcPr>
-            <w:tcW w:w="795" w:type="dxa"/>
-          </w:tcPr>
-          <w:p>
-            <w:pPr>
-              <w:pStyle w:val="ListParagraph"/>
-              <w:ind w:left="0"/>
-            </w:pPr>
-          </w:p>
-        </w:tc>
-        <w:tc>
-          <w:tcPr>
-            <w:tcW w:w="1383" w:type="dxa"/>
-          </w:tcPr>
-          <w:p>
-            <w:pPr>
-              <w:pStyle w:val="ListParagraph"/>
-              <w:ind w:left="0"/>
-            </w:pPr>
-          </w:p>
-        </w:tc>
-        <w:tc>
-          <w:tcPr>
-            <w:tcW w:w="1383" w:type="dxa"/>
-          </w:tcPr>
-          <w:p>
-            <w:pPr>
-              <w:pStyle w:val="ListParagraph"/>
-              <w:ind w:left="0"/>
-            </w:pPr>
-          </w:p>
-        </w:tc>
-        <w:tc>
-          <w:tcPr>
-            <w:tcW w:w="1383" w:type="dxa"/>
-          </w:tcPr>
-          <w:p>
-            <w:pPr>
-              <w:pStyle w:val="ListParagraph"/>
-              <w:ind w:left="0"/>
-            </w:pPr>
-          </w:p>
-        </w:tc>
-        <w:tc>
-          <w:tcPr>
-            <w:tcW w:w="2568" w:type="dxa"/>
-          </w:tcPr>
-          <w:p>
-            <w:pPr>
-              <w:pStyle w:val="ListParagraph"/>
-              <w:ind w:left="0"/>
-            </w:pPr>
+            <w:tcW w:w="3176" w:type="dxa"/>
+          </w:tcPr>
+          <w:p>
+            <w:pPr>
+              <w:pStyle w:val="ListParagraph"/>
+              <w:ind w:left="0"/>
+            </w:pPr>
+            <w:r>
+              <w:t>Performance across demographic groups</w:t>
+            </w:r>
+          </w:p>
+        </w:tc>
+        <w:tc>
+          <w:tcPr>
+            <w:tcW w:w="779" w:type="dxa"/>
+          </w:tcPr>
+          <w:p>
+            <w:pPr>
+              <w:pStyle w:val="ListParagraph"/>
+              <w:ind w:left="0"/>
+            </w:pPr>
+            <w:r>
+              <w:t>RQ2</w:t>
+            </w:r>
+          </w:p>
+        </w:tc>
+        <w:tc>
+          <w:tcPr>
+            <w:tcW w:w="1370" w:type="dxa"/>
+          </w:tcPr>
+          <w:p>
+            <w:pPr>
+              <w:pStyle w:val="ListParagraph"/>
+              <w:ind w:left="0"/>
+            </w:pPr>
+            <w:proofErr w:type="spellStart"/>
+            <w:r>
+              <w:t>XGBoost</w:t>
+            </w:r>
+            <w:proofErr w:type="spellEnd"/>
+          </w:p>
+        </w:tc>
+        <w:tc>
+          <w:tcPr>
+            <w:tcW w:w="1373" w:type="dxa"/>
+          </w:tcPr>
+          <w:p>
+            <w:pPr>
+              <w:pStyle w:val="ListParagraph"/>
+              <w:ind w:left="0"/>
+            </w:pPr>
+            <w:r>
+              <w:t>Held-out test set divided by age, gender and race</w:t>
+            </w:r>
+          </w:p>
+        </w:tc>
+        <w:tc>
+          <w:tcPr>
+            <w:tcW w:w="1771" w:type="dxa"/>
+          </w:tcPr>
+          <w:p>
+            <w:pPr>
+              <w:pStyle w:val="ListParagraph"/>
+              <w:ind w:left="0"/>
+            </w:pPr>
+            <w:r>
+              <w:t>TPR/sensitivity, FNR, FPR, specificity, Equal Opportunity Difference</w:t>
+            </w:r>
+          </w:p>
+        </w:tc>
+        <w:tc>
+          <w:tcPr>
+            <w:tcW w:w="2446" w:type="dxa"/>
+          </w:tcPr>
+          <w:p>
+            <w:pPr>
+              <w:pStyle w:val="ListParagraph"/>
+              <w:ind w:left="0"/>
+            </w:pPr>
+            <w:r>
+              <w:t>Quantify differences in model performance between demographic groups.</w:t>
+            </w:r>
           </w:p>
         </w:tc>
       </w:tr>
       <w:tr>
         <w:tc>
           <w:tcPr>
-            <w:tcW w:w="3403" w:type="dxa"/>
-          </w:tcPr>
-          <w:p>
-            <w:pPr>
-              <w:pStyle w:val="ListParagraph"/>
-              <w:ind w:left="0"/>
-            </w:pPr>
-          </w:p>
-        </w:tc>
-        <w:tc>
-          <w:tcPr>
-            <w:tcW w:w="795" w:type="dxa"/>
-          </w:tcPr>
-          <w:p>
-            <w:pPr>
-              <w:pStyle w:val="ListParagraph"/>
-              <w:ind w:left="0"/>
-            </w:pPr>
-          </w:p>
-        </w:tc>
-        <w:tc>
-          <w:tcPr>
-            <w:tcW w:w="1383" w:type="dxa"/>
-          </w:tcPr>
-          <w:p>
-            <w:pPr>
-              <w:pStyle w:val="ListParagraph"/>
-              <w:ind w:left="0"/>
-            </w:pPr>
-          </w:p>
-        </w:tc>
-        <w:tc>
-          <w:tcPr>
-            <w:tcW w:w="1383" w:type="dxa"/>
-          </w:tcPr>
-          <w:p>
-            <w:pPr>
-              <w:pStyle w:val="ListParagraph"/>
-              <w:ind w:left="0"/>
-            </w:pPr>
-          </w:p>
-        </w:tc>
-        <w:tc>
-          <w:tcPr>
-            <w:tcW w:w="1383" w:type="dxa"/>
-          </w:tcPr>
-          <w:p>
-            <w:pPr>
-              <w:pStyle w:val="ListParagraph"/>
-              <w:ind w:left="0"/>
-            </w:pPr>
-          </w:p>
-        </w:tc>
-        <w:tc>
-          <w:tcPr>
-            <w:tcW w:w="2568" w:type="dxa"/>
-          </w:tcPr>
-          <w:p>
-            <w:pPr>
-              <w:pStyle w:val="ListParagraph"/>
-              <w:ind w:left="0"/>
-            </w:pPr>
+            <w:tcW w:w="3176" w:type="dxa"/>
+          </w:tcPr>
+          <w:p>
+            <w:pPr>
+              <w:pStyle w:val="ListParagraph"/>
+              <w:ind w:left="0"/>
+            </w:pPr>
+            <w:r>
+              <w:t>Bootstrap fairness analysis</w:t>
+            </w:r>
+          </w:p>
+        </w:tc>
+        <w:tc>
+          <w:tcPr>
+            <w:tcW w:w="779" w:type="dxa"/>
+          </w:tcPr>
+          <w:p>
+            <w:pPr>
+              <w:pStyle w:val="ListParagraph"/>
+              <w:ind w:left="0"/>
+            </w:pPr>
+            <w:r>
+              <w:t>RQ2</w:t>
+            </w:r>
+          </w:p>
+        </w:tc>
+        <w:tc>
+          <w:tcPr>
+            <w:tcW w:w="1370" w:type="dxa"/>
+          </w:tcPr>
+          <w:p>
+            <w:pPr>
+              <w:pStyle w:val="ListParagraph"/>
+              <w:ind w:left="0"/>
+            </w:pPr>
+            <w:proofErr w:type="spellStart"/>
+            <w:r>
+              <w:t>XGBoost</w:t>
+            </w:r>
+            <w:proofErr w:type="spellEnd"/>
+          </w:p>
+        </w:tc>
+        <w:tc>
+          <w:tcPr>
+            <w:tcW w:w="1373" w:type="dxa"/>
+          </w:tcPr>
+          <w:tbl>
+            <w:tblPr>
+              <w:tblW w:w="0" w:type="auto"/>
+              <w:tblCellSpacing w:w="15" w:type="dxa"/>
+              <w:tblCellMar>
+                <w:top w:w="15" w:type="dxa"/>
+                <w:left w:w="15" w:type="dxa"/>
+                <w:bottom w:w="15" w:type="dxa"/>
+                <w:right w:w="15" w:type="dxa"/>
+              </w:tblCellMar>
+              <w:tblLook w:val="04A0" w:firstRow="1" w:lastRow="0" w:firstColumn="1" w:lastColumn="0" w:noHBand="0" w:noVBand="1"/>
+            </w:tblPr>
+            <w:tblGrid>
+              <w:gridCol w:w="96"/>
+            </w:tblGrid>
+            <w:tr>
+              <w:trPr>
+                <w:tblCellSpacing w:w="15" w:type="dxa"/>
+              </w:trPr>
+              <w:tc>
+                <w:tcPr>
+                  <w:tcW w:w="0" w:type="auto"/>
+                  <w:vAlign w:val="center"/>
+                  <w:hideMark/>
+                </w:tcPr>
+                <w:p>
+                  <w:pPr>
+                    <w:pStyle w:val="ListParagraph"/>
+                  </w:pPr>
+                </w:p>
+              </w:tc>
+            </w:tr>
+          </w:tbl>
+          <w:p>
+            <w:pPr>
+              <w:pStyle w:val="ListParagraph"/>
+              <w:rPr>
+                <w:vanish/>
+              </w:rPr>
+            </w:pPr>
+          </w:p>
+          <w:tbl>
+            <w:tblPr>
+              <w:tblW w:w="0" w:type="auto"/>
+              <w:tblCellSpacing w:w="15" w:type="dxa"/>
+              <w:tblCellMar>
+                <w:top w:w="15" w:type="dxa"/>
+                <w:left w:w="15" w:type="dxa"/>
+                <w:bottom w:w="15" w:type="dxa"/>
+                <w:right w:w="15" w:type="dxa"/>
+              </w:tblCellMar>
+              <w:tblLook w:val="04A0" w:firstRow="1" w:lastRow="0" w:firstColumn="1" w:lastColumn="0" w:noHBand="0" w:noVBand="1"/>
+            </w:tblPr>
+            <w:tblGrid>
+              <w:gridCol w:w="2034"/>
+            </w:tblGrid>
+            <w:tr>
+              <w:trPr>
+                <w:tblCellSpacing w:w="15" w:type="dxa"/>
+              </w:trPr>
+              <w:tc>
+                <w:tcPr>
+                  <w:tcW w:w="0" w:type="auto"/>
+                  <w:vAlign w:val="center"/>
+                  <w:hideMark/>
+                </w:tcPr>
+                <w:p>
+                  <w:r>
+                    <w:t>Held-out test set</w:t>
+                  </w:r>
+                  <w:r>
+                    <w:t xml:space="preserve">, </w:t>
+                  </w:r>
+                  <w:r>
+                    <w:t>bootstrap samples within demographic groups</w:t>
+                  </w:r>
+                </w:p>
+              </w:tc>
+            </w:tr>
+          </w:tbl>
+          <w:p>
+            <w:pPr>
+              <w:pStyle w:val="ListParagraph"/>
+              <w:ind w:left="0"/>
+            </w:pPr>
+          </w:p>
+        </w:tc>
+        <w:tc>
+          <w:tcPr>
+            <w:tcW w:w="1771" w:type="dxa"/>
+          </w:tcPr>
+          <w:p>
+            <w:pPr>
+              <w:pStyle w:val="ListParagraph"/>
+              <w:ind w:left="0"/>
+            </w:pPr>
+            <w:r>
+              <w:t>Group TPR, Equal Opportunity Difference, 95% bootstrap CI</w:t>
+            </w:r>
+          </w:p>
+        </w:tc>
+        <w:tc>
+          <w:tcPr>
+            <w:tcW w:w="2446" w:type="dxa"/>
+          </w:tcPr>
+          <w:p>
+            <w:pPr>
+              <w:pStyle w:val="ListParagraph"/>
+              <w:ind w:left="0"/>
+            </w:pPr>
+            <w:r>
+              <w:t>Guess</w:t>
+            </w:r>
+            <w:r>
+              <w:t xml:space="preserve"> the uncertainty around demographic performance differences and determine whether observed gaps are stable.</w:t>
+            </w:r>
           </w:p>
         </w:tc>
       </w:tr>
       <w:tr>
         <w:tc>
           <w:tcPr>
-            <w:tcW w:w="3403" w:type="dxa"/>
-          </w:tcPr>
-          <w:p>
-            <w:pPr>
-              <w:pStyle w:val="ListParagraph"/>
-              <w:ind w:left="0"/>
-            </w:pPr>
-          </w:p>
-        </w:tc>
-        <w:tc>
-          <w:tcPr>
-            <w:tcW w:w="795" w:type="dxa"/>
-          </w:tcPr>
-          <w:p>
-            <w:pPr>
-              <w:pStyle w:val="ListParagraph"/>
-              <w:ind w:left="0"/>
-            </w:pPr>
-          </w:p>
-        </w:tc>
-        <w:tc>
-          <w:tcPr>
-            <w:tcW w:w="1383" w:type="dxa"/>
-          </w:tcPr>
-          <w:p>
-            <w:pPr>
-              <w:pStyle w:val="ListParagraph"/>
-              <w:ind w:left="0"/>
-            </w:pPr>
-          </w:p>
-        </w:tc>
-        <w:tc>
-          <w:tcPr>
-            <w:tcW w:w="1383" w:type="dxa"/>
-          </w:tcPr>
-          <w:p>
-            <w:pPr>
-              <w:pStyle w:val="ListParagraph"/>
-              <w:ind w:left="0"/>
-            </w:pPr>
-          </w:p>
-        </w:tc>
-        <w:tc>
-          <w:tcPr>
-            <w:tcW w:w="1383" w:type="dxa"/>
-          </w:tcPr>
-          <w:p>
-            <w:pPr>
-              <w:pStyle w:val="ListParagraph"/>
-              <w:ind w:left="0"/>
-            </w:pPr>
-          </w:p>
-        </w:tc>
-        <w:tc>
-          <w:tcPr>
-            <w:tcW w:w="2568" w:type="dxa"/>
-          </w:tcPr>
-          <w:p>
-            <w:pPr>
-              <w:pStyle w:val="ListParagraph"/>
-              <w:ind w:left="0"/>
-            </w:pPr>
+            <w:tcW w:w="3176" w:type="dxa"/>
+          </w:tcPr>
+          <w:p>
+            <w:pPr>
+              <w:pStyle w:val="ListParagraph"/>
+              <w:ind w:left="0"/>
+            </w:pPr>
+            <w:r>
+              <w:t>C</w:t>
+            </w:r>
+            <w:r>
+              <w:t>ost of reducing the fairness gap</w:t>
+            </w:r>
+          </w:p>
+        </w:tc>
+        <w:tc>
+          <w:tcPr>
+            <w:tcW w:w="779" w:type="dxa"/>
+          </w:tcPr>
+          <w:p>
+            <w:pPr>
+              <w:pStyle w:val="ListParagraph"/>
+              <w:ind w:left="0"/>
+            </w:pPr>
+            <w:r>
+              <w:t>RQ3</w:t>
+            </w:r>
+          </w:p>
+        </w:tc>
+        <w:tc>
+          <w:tcPr>
+            <w:tcW w:w="1370" w:type="dxa"/>
+          </w:tcPr>
+          <w:p>
+            <w:pPr>
+              <w:pStyle w:val="ListParagraph"/>
+              <w:ind w:left="0"/>
+            </w:pPr>
+            <w:r>
+              <w:t xml:space="preserve">Original </w:t>
+            </w:r>
+            <w:proofErr w:type="spellStart"/>
+            <w:r>
+              <w:t>XGBoost</w:t>
+            </w:r>
+            <w:proofErr w:type="spellEnd"/>
+            <w:r>
+              <w:t xml:space="preserve"> vs fairness-adjusted </w:t>
+            </w:r>
+            <w:proofErr w:type="spellStart"/>
+            <w:r>
+              <w:t>XGBoost</w:t>
+            </w:r>
+            <w:proofErr w:type="spellEnd"/>
+          </w:p>
+        </w:tc>
+        <w:tc>
+          <w:tcPr>
+            <w:tcW w:w="1373" w:type="dxa"/>
+          </w:tcPr>
+          <w:p>
+            <w:pPr>
+              <w:pStyle w:val="ListParagraph"/>
+              <w:ind w:left="0"/>
+            </w:pPr>
+            <w:r>
+              <w:t>Same patient-level train/validation/test structure</w:t>
+            </w:r>
+          </w:p>
+        </w:tc>
+        <w:tc>
+          <w:tcPr>
+            <w:tcW w:w="1771" w:type="dxa"/>
+          </w:tcPr>
+          <w:p>
+            <w:pPr>
+              <w:pStyle w:val="ListParagraph"/>
+              <w:ind w:left="0"/>
+            </w:pPr>
+            <w:r>
+              <w:t>Equal Opportunity Difference, TPR, FNR, sensitivity, specificity</w:t>
+            </w:r>
+          </w:p>
+        </w:tc>
+        <w:tc>
+          <w:tcPr>
+            <w:tcW w:w="2446" w:type="dxa"/>
+          </w:tcPr>
+          <w:p>
+            <w:pPr>
+              <w:pStyle w:val="ListParagraph"/>
+              <w:ind w:left="0"/>
+            </w:pPr>
+            <w:r>
+              <w:t>Determine whether group-specific threshold adjustment reduces the observed fairness gap.</w:t>
+            </w:r>
           </w:p>
         </w:tc>
       </w:tr>

--- a/Experiments/List of experiments.docx
+++ b/Experiments/List of experiments.docx
@@ -250,6 +250,9 @@
               <w:t>XGBoost</w:t>
             </w:r>
             <w:proofErr w:type="spellEnd"/>
+            <w:r>
+              <w:t xml:space="preserve"> </w:t>
+            </w:r>
           </w:p>
         </w:tc>
         <w:tc>
@@ -551,10 +554,7 @@
               <w:ind w:left="0"/>
             </w:pPr>
             <w:r>
-              <w:t>Guess</w:t>
-            </w:r>
-            <w:r>
-              <w:t xml:space="preserve"> the uncertainty around demographic performance differences and determine whether observed gaps are stable.</w:t>
+              <w:t>Guess the uncertainty around demographic performance differences and determine whether observed gaps are stable.</w:t>
             </w:r>
           </w:p>
         </w:tc>
@@ -1377,6 +1377,7 @@
   <w:style w:type="character" w:default="1" w:styleId="DefaultParagraphFont">
     <w:name w:val="Default Paragraph Font"/>
     <w:uiPriority w:val="1"/>
+    <w:semiHidden/>
     <w:unhideWhenUsed/>
   </w:style>
   <w:style w:type="table" w:default="1" w:styleId="TableNormal">
